--- a/Guia de Revisão e Governança Terminológica v2.docx
+++ b/Guia de Revisão e Governança Terminológica v2.docx
@@ -31,10 +31,13 @@
     <w:p/>
     <w:p>
       <w:pPr>
+        <w:pStyle w:val="Heading1"/>
+        <w:keepNext/>
         <w:spacing w:before="280"/>
       </w:pPr>
       <w:r>
         <w:rPr>
+          <w:rFonts w:ascii="Calibri" w:hAnsi="Calibri"/>
           <w:b/>
           <w:color w:val="1F3B57"/>
           <w:sz w:val="32"/>
@@ -137,10 +140,13 @@
     </w:p>
     <w:p>
       <w:pPr>
+        <w:pStyle w:val="Heading2"/>
+        <w:keepNext/>
         <w:spacing w:before="200"/>
       </w:pPr>
       <w:r>
         <w:rPr>
+          <w:rFonts w:ascii="Calibri" w:hAnsi="Calibri"/>
           <w:b/>
           <w:color w:val="1F3B57"/>
           <w:sz w:val="24"/>
@@ -651,10 +657,13 @@
     <w:p/>
     <w:p>
       <w:pPr>
+        <w:pStyle w:val="Heading2"/>
+        <w:keepNext/>
         <w:spacing w:before="200"/>
       </w:pPr>
       <w:r>
         <w:rPr>
+          <w:rFonts w:ascii="Calibri" w:hAnsi="Calibri"/>
           <w:b/>
           <w:color w:val="1F3B57"/>
           <w:sz w:val="24"/>
@@ -664,10 +673,13 @@
     </w:p>
     <w:p>
       <w:pPr>
+        <w:pStyle w:val="Heading3"/>
+        <w:keepNext/>
         <w:spacing w:before="200"/>
       </w:pPr>
       <w:r>
         <w:rPr>
+          <w:rFonts w:ascii="Calibri" w:hAnsi="Calibri"/>
           <w:b/>
           <w:color w:val="1F3B57"/>
           <w:sz w:val="22"/>
@@ -694,10 +706,13 @@
     </w:p>
     <w:p>
       <w:pPr>
+        <w:pStyle w:val="Heading3"/>
+        <w:keepNext/>
         <w:spacing w:before="200"/>
       </w:pPr>
       <w:r>
         <w:rPr>
+          <w:rFonts w:ascii="Calibri" w:hAnsi="Calibri"/>
           <w:b/>
           <w:color w:val="1F3B57"/>
           <w:sz w:val="22"/>
@@ -962,10 +977,13 @@
     <w:p/>
     <w:p>
       <w:pPr>
+        <w:pStyle w:val="Heading3"/>
+        <w:keepNext/>
         <w:spacing w:before="200"/>
       </w:pPr>
       <w:r>
         <w:rPr>
+          <w:rFonts w:ascii="Calibri" w:hAnsi="Calibri"/>
           <w:b/>
           <w:color w:val="1F3B57"/>
           <w:sz w:val="22"/>
@@ -1075,10 +1093,13 @@
     </w:p>
     <w:p>
       <w:pPr>
+        <w:pStyle w:val="Heading2"/>
+        <w:keepNext/>
         <w:spacing w:before="200"/>
       </w:pPr>
       <w:r>
         <w:rPr>
+          <w:rFonts w:ascii="Calibri" w:hAnsi="Calibri"/>
           <w:b/>
           <w:color w:val="1F3B57"/>
           <w:sz w:val="24"/>
@@ -1088,10 +1109,13 @@
     </w:p>
     <w:p>
       <w:pPr>
+        <w:pStyle w:val="Heading3"/>
+        <w:keepNext/>
         <w:spacing w:before="200"/>
       </w:pPr>
       <w:r>
         <w:rPr>
+          <w:rFonts w:ascii="Calibri" w:hAnsi="Calibri"/>
           <w:b/>
           <w:color w:val="1F3B57"/>
           <w:sz w:val="22"/>
@@ -1344,7 +1368,21 @@
         <w:rPr>
           <w:b/>
         </w:rPr>
-        <w:t>126 termos do `canonico.json` não têm ficha.</w:t>
+        <w:t xml:space="preserve">126 termos do </w:t>
+      </w:r>
+      <w:r>
+        <w:rPr>
+          <w:rFonts w:ascii="Consolas" w:hAnsi="Consolas"/>
+          <w:b/>
+          <w:sz w:val="20"/>
+        </w:rPr>
+        <w:t>canonico.json</w:t>
+      </w:r>
+      <w:r>
+        <w:rPr>
+          <w:b/>
+        </w:rPr>
+        <w:t xml:space="preserve"> não têm ficha.</w:t>
       </w:r>
       <w:r>
         <w:t xml:space="preserve"> Para eles só se aplica o nome canônico; não há variantes documentadas.</w:t>
@@ -1352,10 +1390,13 @@
     </w:p>
     <w:p>
       <w:pPr>
+        <w:pStyle w:val="Heading3"/>
+        <w:keepNext/>
         <w:spacing w:before="200"/>
       </w:pPr>
       <w:r>
         <w:rPr>
+          <w:rFonts w:ascii="Calibri" w:hAnsi="Calibri"/>
           <w:b/>
           <w:color w:val="1F3B57"/>
           <w:sz w:val="22"/>
@@ -1655,10 +1696,13 @@
     <w:p/>
     <w:p>
       <w:pPr>
+        <w:pStyle w:val="Heading3"/>
+        <w:keepNext/>
         <w:spacing w:before="200"/>
       </w:pPr>
       <w:r>
         <w:rPr>
+          <w:rFonts w:ascii="Calibri" w:hAnsi="Calibri"/>
           <w:b/>
           <w:color w:val="1F3B57"/>
           <w:sz w:val="22"/>
@@ -1968,10 +2012,13 @@
     <w:p/>
     <w:p>
       <w:pPr>
+        <w:pStyle w:val="Heading3"/>
+        <w:keepNext/>
         <w:spacing w:before="200"/>
       </w:pPr>
       <w:r>
         <w:rPr>
+          <w:rFonts w:ascii="Calibri" w:hAnsi="Calibri"/>
           <w:b/>
           <w:color w:val="1F3B57"/>
           <w:sz w:val="22"/>
@@ -2084,10 +2131,13 @@
     </w:p>
     <w:p>
       <w:pPr>
+        <w:pStyle w:val="Heading2"/>
+        <w:keepNext/>
         <w:spacing w:before="200"/>
       </w:pPr>
       <w:r>
         <w:rPr>
+          <w:rFonts w:ascii="Calibri" w:hAnsi="Calibri"/>
           <w:b/>
           <w:color w:val="1F3B57"/>
           <w:sz w:val="24"/>
@@ -2472,10 +2522,13 @@
     <w:p/>
     <w:p>
       <w:pPr>
+        <w:pStyle w:val="Heading2"/>
+        <w:keepNext/>
         <w:spacing w:before="200"/>
       </w:pPr>
       <w:r>
         <w:rPr>
+          <w:rFonts w:ascii="Calibri" w:hAnsi="Calibri"/>
           <w:b/>
           <w:color w:val="1F3B57"/>
           <w:sz w:val="24"/>
@@ -2485,10 +2538,13 @@
     </w:p>
     <w:p>
       <w:pPr>
+        <w:pStyle w:val="Heading3"/>
+        <w:keepNext/>
         <w:spacing w:before="200"/>
       </w:pPr>
       <w:r>
         <w:rPr>
+          <w:rFonts w:ascii="Calibri" w:hAnsi="Calibri"/>
           <w:b/>
           <w:color w:val="1F3B57"/>
           <w:sz w:val="22"/>
@@ -3137,9 +3193,11 @@
       </w:pPr>
       <w:r>
         <w:rPr>
+          <w:rFonts w:ascii="Consolas" w:hAnsi="Consolas"/>
           <w:b/>
+          <w:sz w:val="20"/>
         </w:rPr>
-        <w:t>`risco_palavra_comum = sim`</w:t>
+        <w:t>risco_palavra_comum = sim</w:t>
       </w:r>
       <w:r>
         <w:t xml:space="preserve"> — a variante é palavra do português (ex.: </w:t>
@@ -3216,10 +3274,13 @@
     </w:p>
     <w:p>
       <w:pPr>
+        <w:pStyle w:val="Heading3"/>
+        <w:keepNext/>
         <w:spacing w:before="200"/>
       </w:pPr>
       <w:r>
         <w:rPr>
+          <w:rFonts w:ascii="Calibri" w:hAnsi="Calibri"/>
           <w:b/>
           <w:color w:val="1F3B57"/>
           <w:sz w:val="22"/>
@@ -3235,7 +3296,15 @@
         <w:rPr>
           <w:b/>
         </w:rPr>
-        <w:t>Classe `variacao`</w:t>
+        <w:t xml:space="preserve">Classe </w:t>
+      </w:r>
+      <w:r>
+        <w:rPr>
+          <w:rFonts w:ascii="Consolas" w:hAnsi="Consolas"/>
+          <w:b/>
+          <w:sz w:val="20"/>
+        </w:rPr>
+        <w:t>variacao</w:t>
       </w:r>
       <w:r>
         <w:t xml:space="preserve"> (equivalência conceitual). Trocar "Criador" por "Javé" altera doutrina, não ortografia.</w:t>
@@ -3347,10 +3416,13 @@
     </w:p>
     <w:p>
       <w:pPr>
+        <w:pStyle w:val="Heading3"/>
+        <w:keepNext/>
         <w:spacing w:before="200"/>
       </w:pPr>
       <w:r>
         <w:rPr>
+          <w:rFonts w:ascii="Calibri" w:hAnsi="Calibri"/>
           <w:b/>
           <w:color w:val="1F3B57"/>
           <w:sz w:val="22"/>
@@ -4063,10 +4135,13 @@
     </w:p>
     <w:p>
       <w:pPr>
+        <w:pStyle w:val="Heading3"/>
+        <w:keepNext/>
         <w:spacing w:before="200"/>
       </w:pPr>
       <w:r>
         <w:rPr>
+          <w:rFonts w:ascii="Calibri" w:hAnsi="Calibri"/>
           <w:b/>
           <w:color w:val="1F3B57"/>
           <w:sz w:val="22"/>
@@ -4675,10 +4750,13 @@
     <w:p/>
     <w:p>
       <w:pPr>
+        <w:pStyle w:val="Heading3"/>
+        <w:keepNext/>
         <w:spacing w:before="200"/>
       </w:pPr>
       <w:r>
         <w:rPr>
+          <w:rFonts w:ascii="Calibri" w:hAnsi="Calibri"/>
           <w:b/>
           <w:color w:val="1F3B57"/>
           <w:sz w:val="22"/>
@@ -4760,10 +4838,13 @@
     </w:p>
     <w:p>
       <w:pPr>
+        <w:pStyle w:val="Heading2"/>
+        <w:keepNext/>
         <w:spacing w:before="200"/>
       </w:pPr>
       <w:r>
         <w:rPr>
+          <w:rFonts w:ascii="Calibri" w:hAnsi="Calibri"/>
           <w:b/>
           <w:color w:val="1F3B57"/>
           <w:sz w:val="24"/>
@@ -5470,10 +5551,13 @@
     <w:p/>
     <w:p>
       <w:pPr>
+        <w:pStyle w:val="Heading2"/>
+        <w:keepNext/>
         <w:spacing w:before="200"/>
       </w:pPr>
       <w:r>
         <w:rPr>
+          <w:rFonts w:ascii="Calibri" w:hAnsi="Calibri"/>
           <w:b/>
           <w:color w:val="1F3B57"/>
           <w:sz w:val="24"/>
@@ -5682,10 +5766,13 @@
     </w:p>
     <w:p>
       <w:pPr>
+        <w:pStyle w:val="Heading2"/>
+        <w:keepNext/>
         <w:spacing w:before="200"/>
       </w:pPr>
       <w:r>
         <w:rPr>
+          <w:rFonts w:ascii="Calibri" w:hAnsi="Calibri"/>
           <w:b/>
           <w:color w:val="1F3B57"/>
           <w:sz w:val="24"/>
@@ -5912,10 +5999,13 @@
     </w:p>
     <w:p>
       <w:pPr>
+        <w:pStyle w:val="Heading2"/>
+        <w:keepNext/>
         <w:spacing w:before="200"/>
       </w:pPr>
       <w:r>
         <w:rPr>
+          <w:rFonts w:ascii="Calibri" w:hAnsi="Calibri"/>
           <w:b/>
           <w:color w:val="1F3B57"/>
           <w:sz w:val="24"/>
@@ -6043,10 +6133,13 @@
     </w:p>
     <w:p>
       <w:pPr>
+        <w:pStyle w:val="Heading2"/>
+        <w:keepNext/>
         <w:spacing w:before="200"/>
       </w:pPr>
       <w:r>
         <w:rPr>
+          <w:rFonts w:ascii="Calibri" w:hAnsi="Calibri"/>
           <w:b/>
           <w:color w:val="1F3B57"/>
           <w:sz w:val="24"/>
@@ -6173,10 +6266,13 @@
     </w:p>
     <w:p>
       <w:pPr>
+        <w:pStyle w:val="Heading2"/>
+        <w:keepNext/>
         <w:spacing w:before="200"/>
       </w:pPr>
       <w:r>
         <w:rPr>
+          <w:rFonts w:ascii="Calibri" w:hAnsi="Calibri"/>
           <w:b/>
           <w:color w:val="1F3B57"/>
           <w:sz w:val="24"/>
@@ -6395,10 +6491,13 @@
     </w:p>
     <w:p>
       <w:pPr>
+        <w:pStyle w:val="Heading2"/>
+        <w:keepNext/>
         <w:spacing w:before="200"/>
       </w:pPr>
       <w:r>
         <w:rPr>
+          <w:rFonts w:ascii="Calibri" w:hAnsi="Calibri"/>
           <w:b/>
           <w:color w:val="1F3B57"/>
           <w:sz w:val="24"/>
@@ -6489,10 +6588,13 @@
     </w:p>
     <w:p>
       <w:pPr>
+        <w:pStyle w:val="Heading2"/>
+        <w:keepNext/>
         <w:spacing w:before="200"/>
       </w:pPr>
       <w:r>
         <w:rPr>
+          <w:rFonts w:ascii="Calibri" w:hAnsi="Calibri"/>
           <w:b/>
           <w:color w:val="1F3B57"/>
           <w:sz w:val="24"/>
@@ -6889,10 +6991,13 @@
     </w:p>
     <w:p>
       <w:pPr>
+        <w:pStyle w:val="Heading2"/>
+        <w:keepNext/>
         <w:spacing w:before="200"/>
       </w:pPr>
       <w:r>
         <w:rPr>
+          <w:rFonts w:ascii="Calibri" w:hAnsi="Calibri"/>
           <w:b/>
           <w:color w:val="1F3B57"/>
           <w:sz w:val="24"/>
@@ -6902,10 +7007,13 @@
     </w:p>
     <w:p>
       <w:pPr>
+        <w:pStyle w:val="Heading3"/>
+        <w:keepNext/>
         <w:spacing w:before="200"/>
       </w:pPr>
       <w:r>
         <w:rPr>
+          <w:rFonts w:ascii="Calibri" w:hAnsi="Calibri"/>
           <w:b/>
           <w:color w:val="1F3B57"/>
           <w:sz w:val="22"/>
@@ -6989,10 +7097,13 @@
     </w:p>
     <w:p>
       <w:pPr>
+        <w:pStyle w:val="Heading3"/>
+        <w:keepNext/>
         <w:spacing w:before="200"/>
       </w:pPr>
       <w:r>
         <w:rPr>
+          <w:rFonts w:ascii="Calibri" w:hAnsi="Calibri"/>
           <w:b/>
           <w:color w:val="1F3B57"/>
           <w:sz w:val="22"/>
@@ -7019,10 +7130,13 @@
     </w:p>
     <w:p>
       <w:pPr>
+        <w:pStyle w:val="Heading3"/>
+        <w:keepNext/>
         <w:spacing w:before="200"/>
       </w:pPr>
       <w:r>
         <w:rPr>
+          <w:rFonts w:ascii="Calibri" w:hAnsi="Calibri"/>
           <w:b/>
           <w:color w:val="1F3B57"/>
           <w:sz w:val="22"/>
@@ -7145,10 +7259,13 @@
     </w:p>
     <w:p>
       <w:pPr>
+        <w:pStyle w:val="Heading3"/>
+        <w:keepNext/>
         <w:spacing w:before="200"/>
       </w:pPr>
       <w:r>
         <w:rPr>
+          <w:rFonts w:ascii="Calibri" w:hAnsi="Calibri"/>
           <w:b/>
           <w:color w:val="1F3B57"/>
           <w:sz w:val="22"/>
@@ -7219,10 +7336,13 @@
     </w:p>
     <w:p>
       <w:pPr>
+        <w:pStyle w:val="Heading2"/>
+        <w:keepNext/>
         <w:spacing w:before="200"/>
       </w:pPr>
       <w:r>
         <w:rPr>
+          <w:rFonts w:ascii="Calibri" w:hAnsi="Calibri"/>
           <w:b/>
           <w:color w:val="1F3B57"/>
           <w:sz w:val="24"/>
@@ -7756,10 +7876,13 @@
     </w:p>
     <w:p>
       <w:pPr>
+        <w:pStyle w:val="Heading2"/>
+        <w:keepNext/>
         <w:spacing w:before="200"/>
       </w:pPr>
       <w:r>
         <w:rPr>
+          <w:rFonts w:ascii="Calibri" w:hAnsi="Calibri"/>
           <w:b/>
           <w:color w:val="1F3B57"/>
           <w:sz w:val="24"/>
@@ -7972,10 +8095,13 @@
     </w:p>
     <w:p>
       <w:pPr>
+        <w:pStyle w:val="Heading2"/>
+        <w:keepNext/>
         <w:spacing w:before="200"/>
       </w:pPr>
       <w:r>
         <w:rPr>
+          <w:rFonts w:ascii="Calibri" w:hAnsi="Calibri"/>
           <w:b/>
           <w:color w:val="1F3B57"/>
           <w:sz w:val="24"/>
@@ -8358,10 +8484,13 @@
     </w:p>
     <w:p>
       <w:pPr>
+        <w:pStyle w:val="Heading2"/>
+        <w:keepNext/>
         <w:spacing w:before="200"/>
       </w:pPr>
       <w:r>
         <w:rPr>
+          <w:rFonts w:ascii="Calibri" w:hAnsi="Calibri"/>
           <w:b/>
           <w:color w:val="1F3B57"/>
           <w:sz w:val="24"/>
@@ -8490,10 +8619,13 @@
     </w:p>
     <w:p>
       <w:pPr>
+        <w:pStyle w:val="Heading2"/>
+        <w:keepNext/>
         <w:spacing w:before="200"/>
       </w:pPr>
       <w:r>
         <w:rPr>
+          <w:rFonts w:ascii="Calibri" w:hAnsi="Calibri"/>
           <w:b/>
           <w:color w:val="1F3B57"/>
           <w:sz w:val="24"/>
